--- a/Documentation.docx
+++ b/Documentation.docx
@@ -1292,7 +1292,7 @@
         <w:pStyle w:val="ListParagraph"/>
         <w:numPr>
           <w:ilvl w:val="0"/>
-          <w:numId w:val="2"/>
+          <w:numId w:val="5"/>
         </w:numPr>
         <w:spacing w:after="120"/>
       </w:pPr>
@@ -1305,7 +1305,7 @@
         <w:pStyle w:val="ListParagraph"/>
         <w:numPr>
           <w:ilvl w:val="0"/>
-          <w:numId w:val="2"/>
+          <w:numId w:val="5"/>
         </w:numPr>
         <w:spacing w:after="120"/>
       </w:pPr>
@@ -1318,15 +1318,21 @@
         <w:pStyle w:val="ListParagraph"/>
         <w:numPr>
           <w:ilvl w:val="0"/>
-          <w:numId w:val="2"/>
+          <w:numId w:val="5"/>
         </w:numPr>
         <w:spacing w:after="120"/>
       </w:pPr>
       <w:r>
-        <w:t>Audio: Spatial audio with reverb is applied to torch fire and ambient sounds. A closing door sound effect plays when entering the pyramid. Footstep sounds change dynamically based on the surface material (sand outside, stone inside).</w:t>
-      </w:r>
-      <w:r>
-        <w:t xml:space="preserve"> Portal sound is played when the puzzle is solved</w:t>
+        <w:t>Effects &amp; Programming –</w:t>
+      </w:r>
+      <w:r>
+        <w:rPr>
+          <w:lang w:val="en-US"/>
+        </w:rPr>
+        <w:t xml:space="preserve"> </w:t>
+      </w:r>
+      <w:r>
+        <w:t>A sprint button provides faster horizontal movement.</w:t>
       </w:r>
     </w:p>
     <w:p>
@@ -1334,12 +1340,33 @@
         <w:pStyle w:val="ListParagraph"/>
         <w:numPr>
           <w:ilvl w:val="0"/>
-          <w:numId w:val="2"/>
+          <w:numId w:val="5"/>
         </w:numPr>
         <w:spacing w:after="120"/>
       </w:pPr>
       <w:r>
-        <w:t>Niagara: Torch fire particle effects provide ambient lighting. A portal Niagara effect appears when the picture puzzle is solved.</w:t>
+        <w:t>Audio: Spatial audio with reverb is applied to torch fire and ambient sounds. A closing door sound effect plays when entering the pyramid. Footstep sounds change dynamically based on the surface material (sand outside, stone inside).</w:t>
+      </w:r>
+      <w:r>
+        <w:t xml:space="preserve"> Portal sound is played when the puzzle is solved</w:t>
+      </w:r>
+      <w:r>
+        <w:rPr>
+          <w:lang w:val="en-US"/>
+        </w:rPr>
+        <w:t xml:space="preserve"> (sounds used are free </w:t>
+      </w:r>
+      <w:r>
+        <w:rPr>
+          <w:lang w:val="en-US"/>
+        </w:rPr>
+        <w:t>and were downloaded from the internet</w:t>
+      </w:r>
+      <w:r>
+        <w:rPr>
+          <w:lang w:val="en-US"/>
+        </w:rPr>
+        <w:t>)</w:t>
       </w:r>
     </w:p>
     <w:p>
@@ -1347,12 +1374,12 @@
         <w:pStyle w:val="ListParagraph"/>
         <w:numPr>
           <w:ilvl w:val="0"/>
-          <w:numId w:val="2"/>
+          <w:numId w:val="5"/>
         </w:numPr>
         <w:spacing w:after="120"/>
       </w:pPr>
       <w:r>
-        <w:t>Landscape: The desert environment outside the pyramid was created using the Landscape tool with sculpted sand dunes.</w:t>
+        <w:t>Niagara: Torch fire particle effects provide ambient lighting. A portal Niagara effect appears when the picture puzzle is solved.</w:t>
       </w:r>
     </w:p>
     <w:p>
@@ -1360,73 +1387,12 @@
         <w:pStyle w:val="ListParagraph"/>
         <w:numPr>
           <w:ilvl w:val="0"/>
-          <w:numId w:val="2"/>
+          <w:numId w:val="5"/>
         </w:numPr>
         <w:spacing w:after="120"/>
       </w:pPr>
       <w:r>
-        <w:t>Custom Blueprints: BP_Portal, BP_Torch</w:t>
-      </w:r>
-      <w:r>
-        <w:t>, BP_StandingTorch, BP_Hieropglyph, BP_PictureFrameInteractable, BP_PictureManager, BP_TombEntrance</w:t>
-      </w:r>
-    </w:p>
-    <w:p>
-      <w:pPr>
-        <w:pStyle w:val="Heading1"/>
-      </w:pPr>
-    </w:p>
-    <w:p>
-      <w:pPr>
-        <w:pStyle w:val="Heading1"/>
-      </w:pPr>
-      <w:r>
-        <w:t>Void Puzzle Level</w:t>
-      </w:r>
-    </w:p>
-    <w:p>
-      <w:pPr>
-        <w:spacing w:after="120"/>
-      </w:pPr>
-      <w:r>
-        <w:t xml:space="preserve">The player starts in a dark room with a glowing hint text displayed as a Text Render Actor. The text reacts to the player’s microphone input by glowing brighter when the player speaks. The core mechanic of this level is voice-based interaction: rune stones are placed around the room, and the player must speak near them to activate them. An Audio Listener Blueprint captures microphone input and triggers the corresponding </w:t>
-      </w:r>
-      <w:r>
-        <w:t>lights</w:t>
-      </w:r>
-      <w:r>
-        <w:t xml:space="preserve"> to light up. The player must </w:t>
-      </w:r>
-      <w:r>
-        <w:t>escape the labyrinth</w:t>
-      </w:r>
-      <w:r>
-        <w:t xml:space="preserve"> by </w:t>
-      </w:r>
-      <w:r>
-        <w:t>finding all lights to guide the correct way</w:t>
-      </w:r>
-      <w:r>
-        <w:t>.</w:t>
-      </w:r>
-      <w:r>
-        <w:t xml:space="preserve"> In the end a Portal appears to go to the last level.</w:t>
-      </w:r>
-    </w:p>
-    <w:p>
-      <w:pPr>
-        <w:spacing w:after="120"/>
-        <w:rPr>
-          <w:b/>
-          <w:bCs/>
-        </w:rPr>
-      </w:pPr>
-      <w:r>
-        <w:rPr>
-          <w:b/>
-          <w:bCs/>
-        </w:rPr>
-        <w:t>Features used in this level:</w:t>
+        <w:t>Landscape: The desert environment outside the pyramid was created using the Landscape tool with sculpted sand dunes.</w:t>
       </w:r>
     </w:p>
     <w:p>
@@ -1434,27 +1400,371 @@
         <w:pStyle w:val="ListParagraph"/>
         <w:numPr>
           <w:ilvl w:val="0"/>
-          <w:numId w:val="2"/>
+          <w:numId w:val="5"/>
         </w:numPr>
         <w:spacing w:after="120"/>
       </w:pPr>
       <w:r>
-        <w:t>Audio Input / Microphone: The player uses voic</w:t>
-      </w:r>
-      <w:r>
-        <w:t>e to interact with lights</w:t>
-      </w:r>
-      <w:r>
-        <w:t xml:space="preserve">. Microphone input is captured </w:t>
-      </w:r>
-      <w:r>
-        <w:t xml:space="preserve">and </w:t>
+        <w:t xml:space="preserve">Custom Blueprints: </w:t>
+      </w:r>
+    </w:p>
+    <w:p>
+      <w:pPr>
+        <w:pStyle w:val="ListParagraph"/>
+        <w:numPr>
+          <w:ilvl w:val="1"/>
+          <w:numId w:val="5"/>
+        </w:numPr>
+        <w:spacing w:after="120"/>
+      </w:pPr>
+      <w:r>
+        <w:t>BP_Portal</w:t>
+      </w:r>
+      <w:r>
+        <w:rPr>
+          <w:lang w:val="en-US"/>
+        </w:rPr>
+        <w:t xml:space="preserve"> – Used </w:t>
+      </w:r>
+      <w:r>
+        <w:rPr>
+          <w:lang w:val="en-US"/>
+        </w:rPr>
+        <w:t xml:space="preserve">stone meshes from </w:t>
+      </w:r>
+      <w:proofErr w:type="spellStart"/>
+      <w:r>
+        <w:rPr>
+          <w:lang w:val="en-US"/>
+        </w:rPr>
+        <w:t>fabstore</w:t>
+      </w:r>
+      <w:proofErr w:type="spellEnd"/>
+      <w:r>
+        <w:rPr>
+          <w:lang w:val="en-US"/>
+        </w:rPr>
+        <w:t xml:space="preserve"> to build the frame. Everything else is custom made.</w:t>
+      </w:r>
+    </w:p>
+    <w:p>
+      <w:pPr>
+        <w:pStyle w:val="ListParagraph"/>
+        <w:numPr>
+          <w:ilvl w:val="1"/>
+          <w:numId w:val="5"/>
+        </w:numPr>
+        <w:spacing w:after="120"/>
+      </w:pPr>
+      <w:r>
+        <w:t>BP_Torch</w:t>
+      </w:r>
+      <w:r>
+        <w:rPr>
+          <w:lang w:val="en-US"/>
+        </w:rPr>
+        <w:t xml:space="preserve"> – Used mesh from </w:t>
+      </w:r>
+      <w:proofErr w:type="spellStart"/>
+      <w:r>
+        <w:rPr>
+          <w:lang w:val="en-US"/>
+        </w:rPr>
+        <w:t>fabstore</w:t>
+      </w:r>
+      <w:proofErr w:type="spellEnd"/>
+      <w:r>
+        <w:rPr>
+          <w:lang w:val="en-US"/>
+        </w:rPr>
+        <w:t>.</w:t>
+      </w:r>
+    </w:p>
+    <w:p>
+      <w:pPr>
+        <w:pStyle w:val="ListParagraph"/>
+        <w:numPr>
+          <w:ilvl w:val="1"/>
+          <w:numId w:val="5"/>
+        </w:numPr>
+        <w:spacing w:after="120"/>
+      </w:pPr>
+      <w:r>
+        <w:t>BP_StandingTorch</w:t>
+      </w:r>
+      <w:r>
+        <w:rPr>
+          <w:lang w:val="en-US"/>
+        </w:rPr>
+        <w:t xml:space="preserve"> </w:t>
+      </w:r>
+      <w:r>
+        <w:rPr>
+          <w:lang w:val="en-US"/>
+        </w:rPr>
+        <w:t>–</w:t>
+      </w:r>
+      <w:r>
+        <w:rPr>
+          <w:lang w:val="en-US"/>
+        </w:rPr>
+        <w:t xml:space="preserve"> </w:t>
+      </w:r>
+      <w:r>
+        <w:rPr>
+          <w:lang w:val="en-US"/>
+        </w:rPr>
+        <w:t xml:space="preserve">Used mesh from </w:t>
+      </w:r>
+      <w:proofErr w:type="spellStart"/>
+      <w:r>
+        <w:rPr>
+          <w:lang w:val="en-US"/>
+        </w:rPr>
+        <w:t>fabstore</w:t>
+      </w:r>
+      <w:proofErr w:type="spellEnd"/>
+      <w:r>
+        <w:rPr>
+          <w:lang w:val="en-US"/>
+        </w:rPr>
+        <w:t>.</w:t>
+      </w:r>
+    </w:p>
+    <w:p>
+      <w:pPr>
+        <w:pStyle w:val="ListParagraph"/>
+        <w:numPr>
+          <w:ilvl w:val="1"/>
+          <w:numId w:val="5"/>
+        </w:numPr>
+        <w:spacing w:after="120"/>
+      </w:pPr>
+      <w:r>
+        <w:t>BP_Hieropglyph</w:t>
+      </w:r>
+      <w:r>
+        <w:rPr>
+          <w:lang w:val="en-US"/>
+        </w:rPr>
+        <w:t xml:space="preserve"> </w:t>
+      </w:r>
+      <w:r>
+        <w:rPr>
+          <w:lang w:val="en-US"/>
+        </w:rPr>
+        <w:t>–</w:t>
+      </w:r>
+      <w:r>
+        <w:rPr>
+          <w:lang w:val="en-US"/>
+        </w:rPr>
+        <w:t xml:space="preserve"> Completely custom made except of material used for </w:t>
+      </w:r>
+      <w:proofErr w:type="spellStart"/>
+      <w:r>
+        <w:rPr>
+          <w:lang w:val="en-US"/>
+        </w:rPr>
+        <w:t>StoneTablet</w:t>
+      </w:r>
+      <w:proofErr w:type="spellEnd"/>
+      <w:r>
+        <w:rPr>
+          <w:lang w:val="en-US"/>
+        </w:rPr>
+        <w:t>. GIMP was used to create the Hieroglyph</w:t>
+      </w:r>
+    </w:p>
+    <w:p>
+      <w:pPr>
+        <w:pStyle w:val="ListParagraph"/>
+        <w:numPr>
+          <w:ilvl w:val="1"/>
+          <w:numId w:val="5"/>
+        </w:numPr>
+        <w:spacing w:after="120"/>
+      </w:pPr>
+      <w:r>
+        <w:t>BP_PictureFrameInteractable</w:t>
+      </w:r>
+      <w:r>
+        <w:rPr>
+          <w:lang w:val="en-US"/>
+        </w:rPr>
+        <w:t xml:space="preserve"> </w:t>
+      </w:r>
+      <w:r>
+        <w:rPr>
+          <w:lang w:val="en-US"/>
+        </w:rPr>
+        <w:t>–</w:t>
+      </w:r>
+      <w:r>
+        <w:rPr>
+          <w:lang w:val="en-US"/>
+        </w:rPr>
+        <w:t xml:space="preserve"> Completely custom made except of golden material used for the frame. Pictures </w:t>
+      </w:r>
+      <w:proofErr w:type="gramStart"/>
+      <w:r>
+        <w:rPr>
+          <w:lang w:val="en-US"/>
+        </w:rPr>
+        <w:t>where</w:t>
+      </w:r>
+      <w:proofErr w:type="gramEnd"/>
+      <w:r>
+        <w:rPr>
+          <w:lang w:val="en-US"/>
+        </w:rPr>
+        <w:t xml:space="preserve"> generated with ChatGPT and later cropped in GIMP. </w:t>
+      </w:r>
+    </w:p>
+    <w:p>
+      <w:pPr>
+        <w:pStyle w:val="ListParagraph"/>
+        <w:numPr>
+          <w:ilvl w:val="1"/>
+          <w:numId w:val="5"/>
+        </w:numPr>
+        <w:spacing w:after="120"/>
+      </w:pPr>
+      <w:r>
+        <w:t>BP_PictureManager</w:t>
+      </w:r>
+      <w:r>
+        <w:rPr>
+          <w:lang w:val="en-US"/>
+        </w:rPr>
+        <w:t xml:space="preserve"> </w:t>
+      </w:r>
+      <w:r>
+        <w:rPr>
+          <w:lang w:val="en-US"/>
+        </w:rPr>
+        <w:t>–</w:t>
+      </w:r>
+      <w:r>
+        <w:rPr>
+          <w:lang w:val="en-US"/>
+        </w:rPr>
+        <w:t xml:space="preserve"> only holds puzzle logic and is completely custom made.</w:t>
+      </w:r>
+    </w:p>
+    <w:p>
+      <w:pPr>
+        <w:pStyle w:val="ListParagraph"/>
+        <w:numPr>
+          <w:ilvl w:val="1"/>
+          <w:numId w:val="5"/>
+        </w:numPr>
+        <w:spacing w:after="120"/>
+      </w:pPr>
+      <w:r>
+        <w:t>BP_TombEntrance</w:t>
+      </w:r>
+      <w:r>
+        <w:rPr>
+          <w:lang w:val="en-US"/>
+        </w:rPr>
+        <w:t xml:space="preserve"> </w:t>
+      </w:r>
+      <w:r>
+        <w:rPr>
+          <w:lang w:val="en-US"/>
+        </w:rPr>
+        <w:t>–</w:t>
+      </w:r>
+      <w:r>
+        <w:rPr>
+          <w:lang w:val="en-US"/>
+        </w:rPr>
+        <w:t xml:space="preserve"> The doors mesh is from </w:t>
+      </w:r>
+      <w:proofErr w:type="spellStart"/>
+      <w:r>
+        <w:rPr>
+          <w:lang w:val="en-US"/>
+        </w:rPr>
+        <w:t>fabstore</w:t>
+      </w:r>
+      <w:proofErr w:type="spellEnd"/>
+      <w:r>
+        <w:rPr>
+          <w:lang w:val="en-US"/>
+        </w:rPr>
+        <w:t>, all the rest is implemented by us.</w:t>
+      </w:r>
+    </w:p>
+    <w:p>
+      <w:pPr>
+        <w:rPr>
+          <w:color w:val="2E74B5"/>
+          <w:sz w:val="32"/>
+          <w:szCs w:val="32"/>
+          <w:lang w:val="en-US"/>
+        </w:rPr>
+      </w:pPr>
+      <w:r>
+        <w:rPr>
+          <w:lang w:val="en-US"/>
+        </w:rPr>
+        <w:br w:type="page"/>
+      </w:r>
+    </w:p>
+    <w:p>
+      <w:pPr>
+        <w:pStyle w:val="Heading1"/>
+      </w:pPr>
+      <w:r>
+        <w:lastRenderedPageBreak/>
+        <w:t>Void Puzzle Level</w:t>
+      </w:r>
+    </w:p>
+    <w:p>
+      <w:pPr>
+        <w:spacing w:after="120"/>
+      </w:pPr>
+      <w:r>
+        <w:t xml:space="preserve">The player starts in a dark room with a glowing hint text displayed as a Text Render Actor. The text reacts to the player’s microphone input by glowing brighter when the player speaks. The core mechanic of this level is voice-based interaction: rune stones are placed around the room, and the player must speak near them to activate them. An Audio Listener Blueprint captures microphone input and triggers the corresponding </w:t>
       </w:r>
       <w:r>
         <w:t>lights</w:t>
       </w:r>
       <w:r>
-        <w:t xml:space="preserve"> are activated based on proximity.</w:t>
+        <w:t xml:space="preserve"> to light up. The player must </w:t>
+      </w:r>
+      <w:r>
+        <w:t>escape the labyrinth</w:t>
+      </w:r>
+      <w:r>
+        <w:t xml:space="preserve"> by </w:t>
+      </w:r>
+      <w:r>
+        <w:t>finding all lights to guide the correct way</w:t>
+      </w:r>
+      <w:r>
+        <w:t>.</w:t>
+      </w:r>
+      <w:r>
+        <w:t xml:space="preserve"> In the end a Portal appears to go to the last level.</w:t>
+      </w:r>
+    </w:p>
+    <w:p>
+      <w:pPr>
+        <w:spacing w:after="120"/>
+        <w:rPr>
+          <w:b/>
+          <w:bCs/>
+        </w:rPr>
+      </w:pPr>
+      <w:r>
+        <w:rPr>
+          <w:b/>
+          <w:bCs/>
+        </w:rPr>
+        <w:t>Features used in this level:</w:t>
       </w:r>
     </w:p>
     <w:p>
@@ -1462,12 +1772,27 @@
         <w:pStyle w:val="ListParagraph"/>
         <w:numPr>
           <w:ilvl w:val="0"/>
-          <w:numId w:val="2"/>
+          <w:numId w:val="6"/>
         </w:numPr>
         <w:spacing w:after="120"/>
       </w:pPr>
       <w:r>
-        <w:t>Text/UI – Text Render Actor: A reactive Text Render Actor at the start of the level provides a hint and glows in response to the player’s voice input, reacting to what the player is doing.</w:t>
+        <w:t>Audio Input / Microphone: The player uses voic</w:t>
+      </w:r>
+      <w:r>
+        <w:t>e to interact with lights</w:t>
+      </w:r>
+      <w:r>
+        <w:t xml:space="preserve">. Microphone input is captured </w:t>
+      </w:r>
+      <w:r>
+        <w:t xml:space="preserve">and </w:t>
+      </w:r>
+      <w:r>
+        <w:t>lights</w:t>
+      </w:r>
+      <w:r>
+        <w:t xml:space="preserve"> are activated based on proximity.</w:t>
       </w:r>
     </w:p>
     <w:p>
@@ -1475,46 +1800,12 @@
         <w:pStyle w:val="ListParagraph"/>
         <w:numPr>
           <w:ilvl w:val="0"/>
-          <w:numId w:val="2"/>
+          <w:numId w:val="6"/>
         </w:numPr>
         <w:spacing w:after="120"/>
       </w:pPr>
       <w:r>
-        <w:t>Custom Blueprints:</w:t>
-      </w:r>
-      <w:r>
-        <w:t xml:space="preserve"> BP_AudioListener, BP_GoalBox, BP_InteractiveTextRender, BP_VoiceRune</w:t>
-      </w:r>
-      <w:r>
-        <w:br/>
-      </w:r>
-    </w:p>
-    <w:p>
-      <w:pPr>
-        <w:pStyle w:val="Heading1"/>
-      </w:pPr>
-      <w:r>
-        <w:t>Sky Puzzle Level</w:t>
-      </w:r>
-    </w:p>
-    <w:p>
-      <w:pPr>
-        <w:spacing w:after="120"/>
-      </w:pPr>
-      <w:r>
-        <w:t xml:space="preserve">The final level takes place in an open sky environment with a completely different atmosphere from the previous levels. The player must navigate a series of ascending platforms to reach the top and complete the game. Ascension pedestals placed throughout the level provide a jump boost when stepped on, launching the player upward to the next platform. A </w:t>
-      </w:r>
-      <w:r>
-        <w:lastRenderedPageBreak/>
-        <w:t>sprint button is available to help with the platforming sections. If the player falls, a respawn volume catches them and teleports them back to the last safe position.</w:t>
-      </w:r>
-    </w:p>
-    <w:p>
-      <w:pPr>
-        <w:spacing w:after="120"/>
-      </w:pPr>
-      <w:r>
-        <w:t>Features used in this level:</w:t>
+        <w:t>Text/UI – Text Render Actor: A reactive Text Render Actor at the start of the level provides a hint and glows in response to the player’s voice input, reacting to what the player is doing.</w:t>
       </w:r>
     </w:p>
     <w:p>
@@ -1522,12 +1813,41 @@
         <w:pStyle w:val="ListParagraph"/>
         <w:numPr>
           <w:ilvl w:val="0"/>
-          <w:numId w:val="2"/>
+          <w:numId w:val="6"/>
         </w:numPr>
         <w:spacing w:after="120"/>
       </w:pPr>
       <w:r>
-        <w:t xml:space="preserve">World Builder – Skybox &amp; Lights: A custom skybox with modified light parameters </w:t>
+        <w:rPr>
+          <w:lang w:val="en-US"/>
+        </w:rPr>
+        <w:t xml:space="preserve">Labyrinth </w:t>
+      </w:r>
+      <w:r>
+        <w:rPr>
+          <w:lang w:val="en-US"/>
+        </w:rPr>
+        <w:t>–</w:t>
+      </w:r>
+      <w:r>
+        <w:rPr>
+          <w:lang w:val="en-US"/>
+        </w:rPr>
+        <w:t xml:space="preserve"> was created with meshes from the </w:t>
+      </w:r>
+      <w:proofErr w:type="spellStart"/>
+      <w:r>
+        <w:rPr>
+          <w:lang w:val="en-US"/>
+        </w:rPr>
+        <w:t>fabstore</w:t>
+      </w:r>
+      <w:proofErr w:type="spellEnd"/>
+      <w:r>
+        <w:rPr>
+          <w:lang w:val="en-US"/>
+        </w:rPr>
+        <w:t>. (Created a cube with walls, copied all walls and placed them in top-down view. Later deleted walls to create corridors)</w:t>
       </w:r>
     </w:p>
     <w:p>
@@ -1535,12 +1855,21 @@
         <w:pStyle w:val="ListParagraph"/>
         <w:numPr>
           <w:ilvl w:val="0"/>
-          <w:numId w:val="2"/>
+          <w:numId w:val="6"/>
         </w:numPr>
         <w:spacing w:after="120"/>
       </w:pPr>
       <w:r>
-        <w:t>Landscape: A custom terrain was created using the Landscape tool for the base environment.</w:t>
+        <w:t>Effects &amp; Programming –</w:t>
+      </w:r>
+      <w:r>
+        <w:rPr>
+          <w:lang w:val="en-US"/>
+        </w:rPr>
+        <w:t xml:space="preserve"> </w:t>
+      </w:r>
+      <w:r>
+        <w:t>A sprint button provides faster horizontal movement.</w:t>
       </w:r>
     </w:p>
     <w:p>
@@ -1548,12 +1877,315 @@
         <w:pStyle w:val="ListParagraph"/>
         <w:numPr>
           <w:ilvl w:val="0"/>
-          <w:numId w:val="2"/>
+          <w:numId w:val="6"/>
         </w:numPr>
         <w:spacing w:after="120"/>
       </w:pPr>
       <w:r>
-        <w:t>Effects &amp; Programming – Improved Character Motion: The jump boost mechanic on ascension pedestals (BP_AscensionPadestal) enhances the player’s vertical movement. A sprint button provides faster horizontal movement for platforming.</w:t>
+        <w:t>Custom Blueprints:</w:t>
+      </w:r>
+    </w:p>
+    <w:p>
+      <w:pPr>
+        <w:pStyle w:val="ListParagraph"/>
+        <w:numPr>
+          <w:ilvl w:val="1"/>
+          <w:numId w:val="6"/>
+        </w:numPr>
+        <w:spacing w:after="120"/>
+      </w:pPr>
+      <w:r>
+        <w:t>BP_AudioListener</w:t>
+      </w:r>
+      <w:r>
+        <w:rPr>
+          <w:lang w:val="en-US"/>
+        </w:rPr>
+        <w:t xml:space="preserve"> </w:t>
+      </w:r>
+      <w:r>
+        <w:rPr>
+          <w:lang w:val="en-US"/>
+        </w:rPr>
+        <w:t>–</w:t>
+      </w:r>
+      <w:r>
+        <w:rPr>
+          <w:lang w:val="en-US"/>
+        </w:rPr>
+        <w:t xml:space="preserve"> initially a manager blueprint, now creates the widget for microphone level</w:t>
+      </w:r>
+    </w:p>
+    <w:p>
+      <w:pPr>
+        <w:pStyle w:val="ListParagraph"/>
+        <w:numPr>
+          <w:ilvl w:val="1"/>
+          <w:numId w:val="6"/>
+        </w:numPr>
+        <w:spacing w:after="120"/>
+      </w:pPr>
+      <w:r>
+        <w:t>BP_GoalBox</w:t>
+      </w:r>
+      <w:r>
+        <w:rPr>
+          <w:lang w:val="en-US"/>
+        </w:rPr>
+        <w:t xml:space="preserve"> </w:t>
+      </w:r>
+      <w:r>
+        <w:rPr>
+          <w:lang w:val="en-US"/>
+        </w:rPr>
+        <w:t>–</w:t>
+      </w:r>
+      <w:r>
+        <w:rPr>
+          <w:lang w:val="en-US"/>
+        </w:rPr>
+        <w:t xml:space="preserve"> box collider that makes the portal appear</w:t>
+      </w:r>
+    </w:p>
+    <w:p>
+      <w:pPr>
+        <w:pStyle w:val="ListParagraph"/>
+        <w:numPr>
+          <w:ilvl w:val="1"/>
+          <w:numId w:val="6"/>
+        </w:numPr>
+        <w:spacing w:after="120"/>
+      </w:pPr>
+      <w:r>
+        <w:t>BP_InteractiveTextRender</w:t>
+      </w:r>
+      <w:r>
+        <w:rPr>
+          <w:lang w:val="en-US"/>
+        </w:rPr>
+        <w:t xml:space="preserve"> </w:t>
+      </w:r>
+      <w:r>
+        <w:rPr>
+          <w:lang w:val="en-US"/>
+        </w:rPr>
+        <w:t>–</w:t>
+      </w:r>
+      <w:r>
+        <w:rPr>
+          <w:lang w:val="en-US"/>
+        </w:rPr>
+        <w:t xml:space="preserve"> Except Font, completely custom made. (Material emissive color based on microphone input)</w:t>
+      </w:r>
+    </w:p>
+    <w:p>
+      <w:pPr>
+        <w:pStyle w:val="ListParagraph"/>
+        <w:numPr>
+          <w:ilvl w:val="1"/>
+          <w:numId w:val="6"/>
+        </w:numPr>
+        <w:spacing w:after="120"/>
+      </w:pPr>
+      <w:r>
+        <w:t>BP_VoiceRune</w:t>
+      </w:r>
+      <w:r>
+        <w:rPr>
+          <w:lang w:val="en-US"/>
+        </w:rPr>
+        <w:t xml:space="preserve"> </w:t>
+      </w:r>
+      <w:r>
+        <w:rPr>
+          <w:lang w:val="en-US"/>
+        </w:rPr>
+        <w:t>–</w:t>
+      </w:r>
+      <w:r>
+        <w:rPr>
+          <w:lang w:val="en-US"/>
+        </w:rPr>
+        <w:t xml:space="preserve"> copied base material from </w:t>
+      </w:r>
+      <w:proofErr w:type="spellStart"/>
+      <w:r>
+        <w:rPr>
+          <w:lang w:val="en-US"/>
+        </w:rPr>
+        <w:t>fabstore</w:t>
+      </w:r>
+      <w:proofErr w:type="spellEnd"/>
+      <w:r>
+        <w:rPr>
+          <w:lang w:val="en-US"/>
+        </w:rPr>
+        <w:t xml:space="preserve"> asset. Enhanced material to also react to microphone input.</w:t>
+      </w:r>
+      <w:r>
+        <w:br/>
+      </w:r>
+    </w:p>
+    <w:p>
+      <w:pPr>
+        <w:pStyle w:val="Heading1"/>
+      </w:pPr>
+      <w:r>
+        <w:t>Sky Puzzle Level</w:t>
+      </w:r>
+    </w:p>
+    <w:p>
+      <w:pPr>
+        <w:spacing w:after="120"/>
+      </w:pPr>
+      <w:r>
+        <w:t xml:space="preserve">The final level takes place in an open sky environment with a completely different atmosphere from the previous levels. The player must navigate a series of </w:t>
+      </w:r>
+      <w:r>
+        <w:rPr>
+          <w:lang w:val="en-US"/>
+        </w:rPr>
+        <w:t>dif</w:t>
+      </w:r>
+      <w:r>
+        <w:rPr>
+          <w:lang w:val="en-US"/>
+        </w:rPr>
+        <w:t>ferent</w:t>
+      </w:r>
+      <w:r>
+        <w:t xml:space="preserve"> platforms to reach the </w:t>
+      </w:r>
+      <w:r>
+        <w:rPr>
+          <w:lang w:val="en-US"/>
+        </w:rPr>
+        <w:t>goal</w:t>
+      </w:r>
+      <w:r>
+        <w:t xml:space="preserve"> and complete the game. </w:t>
+      </w:r>
+      <w:r>
+        <w:rPr>
+          <w:lang w:val="en-US"/>
+        </w:rPr>
+        <w:t xml:space="preserve">An </w:t>
+      </w:r>
+      <w:r>
+        <w:t>Ascension pedestal</w:t>
+      </w:r>
+      <w:r>
+        <w:rPr>
+          <w:lang w:val="en-US"/>
+        </w:rPr>
+        <w:t xml:space="preserve"> is</w:t>
+      </w:r>
+      <w:r>
+        <w:t xml:space="preserve"> placed </w:t>
+      </w:r>
+      <w:r>
+        <w:rPr>
+          <w:lang w:val="en-US"/>
+        </w:rPr>
+        <w:t>in the beginning of</w:t>
+      </w:r>
+      <w:r>
+        <w:t xml:space="preserve"> the level </w:t>
+      </w:r>
+      <w:r>
+        <w:rPr>
+          <w:lang w:val="en-US"/>
+        </w:rPr>
+        <w:t xml:space="preserve">to </w:t>
+      </w:r>
+      <w:r>
+        <w:t xml:space="preserve">provide a jump boost when </w:t>
+      </w:r>
+      <w:r>
+        <w:rPr>
+          <w:lang w:val="en-US"/>
+        </w:rPr>
+        <w:t>interacting with it</w:t>
+      </w:r>
+      <w:r>
+        <w:t xml:space="preserve">, </w:t>
+      </w:r>
+      <w:r>
+        <w:rPr>
+          <w:lang w:val="en-US"/>
+        </w:rPr>
+        <w:t>letting</w:t>
+      </w:r>
+      <w:r>
+        <w:t xml:space="preserve"> the player </w:t>
+      </w:r>
+      <w:r>
+        <w:rPr>
+          <w:lang w:val="en-US"/>
+        </w:rPr>
+        <w:t xml:space="preserve">jump </w:t>
+      </w:r>
+      <w:r>
+        <w:rPr>
+          <w:lang w:val="en-US"/>
+        </w:rPr>
+        <w:t>higher and navigate more freely in air</w:t>
+      </w:r>
+      <w:r>
+        <w:t xml:space="preserve"> to</w:t>
+      </w:r>
+      <w:r>
+        <w:rPr>
+          <w:lang w:val="en-US"/>
+        </w:rPr>
+        <w:t xml:space="preserve"> </w:t>
+      </w:r>
+      <w:r>
+        <w:rPr>
+          <w:lang w:val="en-US"/>
+        </w:rPr>
+        <w:t>get</w:t>
+      </w:r>
+      <w:r>
+        <w:t xml:space="preserve"> </w:t>
+      </w:r>
+      <w:r>
+        <w:rPr>
+          <w:lang w:val="en-US"/>
+        </w:rPr>
+        <w:t>to</w:t>
+      </w:r>
+      <w:r>
+        <w:rPr>
+          <w:lang w:val="en-US"/>
+        </w:rPr>
+        <w:t xml:space="preserve"> </w:t>
+      </w:r>
+      <w:r>
+        <w:t xml:space="preserve">the next platform. A sprint button is available to help with the platforming sections. If the player falls, a respawn volume catches them and teleports them back to the </w:t>
+      </w:r>
+      <w:r>
+        <w:rPr>
+          <w:lang w:val="en-US"/>
+        </w:rPr>
+        <w:t>begin</w:t>
+      </w:r>
+      <w:r>
+        <w:rPr>
+          <w:lang w:val="en-US"/>
+        </w:rPr>
+        <w:t>ning</w:t>
+      </w:r>
+      <w:r>
+        <w:t>.</w:t>
+      </w:r>
+    </w:p>
+    <w:p>
+      <w:pPr>
+        <w:spacing w:after="120"/>
+      </w:pPr>
+      <w:r>
+        <w:t>Features used in this level:</w:t>
       </w:r>
     </w:p>
     <w:p>
@@ -1561,12 +2193,12 @@
         <w:pStyle w:val="ListParagraph"/>
         <w:numPr>
           <w:ilvl w:val="0"/>
-          <w:numId w:val="2"/>
+          <w:numId w:val="7"/>
         </w:numPr>
         <w:spacing w:after="120"/>
       </w:pPr>
       <w:r>
-        <w:t>Audio: Spatial audio and surface-based footstep sounds continue from previous levels.</w:t>
+        <w:t xml:space="preserve">World Builder – Skybox &amp; Lights: A custom skybox with modified light parameters </w:t>
       </w:r>
     </w:p>
     <w:p>
@@ -1574,12 +2206,169 @@
         <w:pStyle w:val="ListParagraph"/>
         <w:numPr>
           <w:ilvl w:val="0"/>
-          <w:numId w:val="2"/>
+          <w:numId w:val="7"/>
         </w:numPr>
         <w:spacing w:after="120"/>
       </w:pPr>
       <w:r>
-        <w:t>Custom Blueprints: BP_AscensionPadestal, BP_RespawnVolume.</w:t>
+        <w:t>Landscape: A custom terrain was created using the Landscape tool for the base environment.</w:t>
+      </w:r>
+    </w:p>
+    <w:p>
+      <w:pPr>
+        <w:pStyle w:val="ListParagraph"/>
+        <w:numPr>
+          <w:ilvl w:val="0"/>
+          <w:numId w:val="7"/>
+        </w:numPr>
+        <w:spacing w:after="120"/>
+      </w:pPr>
+      <w:r>
+        <w:t>Effects &amp; Programming – Improved Character Motion: The jump boost mechanic on ascension pedestal (BP_AscensionPadestal) enhances the player’s vertical movement. A sprint button provides faster horizontal movement for platforming.</w:t>
+      </w:r>
+    </w:p>
+    <w:p>
+      <w:pPr>
+        <w:pStyle w:val="ListParagraph"/>
+        <w:numPr>
+          <w:ilvl w:val="0"/>
+          <w:numId w:val="7"/>
+        </w:numPr>
+        <w:spacing w:after="120"/>
+      </w:pPr>
+      <w:r>
+        <w:t>Audio: Spatial audio and surface-based footstep sounds continue from previous levels.</w:t>
+      </w:r>
+    </w:p>
+    <w:p>
+      <w:pPr>
+        <w:pStyle w:val="ListParagraph"/>
+        <w:numPr>
+          <w:ilvl w:val="0"/>
+          <w:numId w:val="7"/>
+        </w:numPr>
+        <w:spacing w:after="120"/>
+      </w:pPr>
+      <w:r>
+        <w:t>Custom Blueprints:</w:t>
+      </w:r>
+    </w:p>
+    <w:p>
+      <w:pPr>
+        <w:pStyle w:val="ListParagraph"/>
+        <w:numPr>
+          <w:ilvl w:val="1"/>
+          <w:numId w:val="7"/>
+        </w:numPr>
+        <w:spacing w:after="120"/>
+      </w:pPr>
+      <w:r>
+        <w:t>BP_AscensionPadestal</w:t>
+      </w:r>
+      <w:r>
+        <w:rPr>
+          <w:lang w:val="en-US"/>
+        </w:rPr>
+        <w:t xml:space="preserve"> </w:t>
+      </w:r>
+      <w:r>
+        <w:rPr>
+          <w:lang w:val="en-US"/>
+        </w:rPr>
+        <w:t>–</w:t>
+      </w:r>
+      <w:r>
+        <w:rPr>
+          <w:lang w:val="en-US"/>
+        </w:rPr>
+        <w:t xml:space="preserve"> Constructed using meshes from </w:t>
+      </w:r>
+      <w:proofErr w:type="spellStart"/>
+      <w:r>
+        <w:rPr>
+          <w:lang w:val="en-US"/>
+        </w:rPr>
+        <w:t>fabstore</w:t>
+      </w:r>
+      <w:proofErr w:type="spellEnd"/>
+      <w:r>
+        <w:rPr>
+          <w:lang w:val="en-US"/>
+        </w:rPr>
+        <w:t>.</w:t>
+      </w:r>
+    </w:p>
+    <w:p>
+      <w:pPr>
+        <w:pStyle w:val="ListParagraph"/>
+        <w:numPr>
+          <w:ilvl w:val="1"/>
+          <w:numId w:val="7"/>
+        </w:numPr>
+        <w:spacing w:after="120"/>
+      </w:pPr>
+      <w:r>
+        <w:t>BP_RespawnVolume</w:t>
+      </w:r>
+      <w:r>
+        <w:rPr>
+          <w:lang w:val="en-US"/>
+        </w:rPr>
+        <w:t xml:space="preserve"> </w:t>
+      </w:r>
+      <w:r>
+        <w:rPr>
+          <w:lang w:val="en-US"/>
+        </w:rPr>
+        <w:t>–</w:t>
+      </w:r>
+      <w:r>
+        <w:rPr>
+          <w:lang w:val="en-US"/>
+        </w:rPr>
+        <w:t xml:space="preserve"> Collider used for respawning the player when falling of an platform.</w:t>
+      </w:r>
+    </w:p>
+    <w:p>
+      <w:pPr>
+        <w:pStyle w:val="ListParagraph"/>
+        <w:numPr>
+          <w:ilvl w:val="0"/>
+          <w:numId w:val="7"/>
+        </w:numPr>
+        <w:spacing w:after="120"/>
+      </w:pPr>
+      <w:r>
+        <w:rPr>
+          <w:lang w:val="en-US"/>
+        </w:rPr>
+        <w:t xml:space="preserve">Custom </w:t>
+      </w:r>
+      <w:proofErr w:type="spellStart"/>
+      <w:r>
+        <w:rPr>
+          <w:lang w:val="en-US"/>
+        </w:rPr>
+        <w:t>CloudPlane</w:t>
+      </w:r>
+      <w:proofErr w:type="spellEnd"/>
+      <w:r>
+        <w:rPr>
+          <w:lang w:val="en-US"/>
+        </w:rPr>
+        <w:t xml:space="preserve"> </w:t>
+      </w:r>
+      <w:r>
+        <w:rPr>
+          <w:lang w:val="en-US"/>
+        </w:rPr>
+        <w:t>–</w:t>
+      </w:r>
+      <w:r>
+        <w:rPr>
+          <w:lang w:val="en-US"/>
+        </w:rPr>
+        <w:t xml:space="preserve"> This plane uses a custom material that uses noise to create custom clouds reaching to the horizon from which the Skybox takes over so it looks like you’re high up in the sky.</w:t>
       </w:r>
     </w:p>
     <w:p>
@@ -1614,6 +2403,119 @@
 <file path=word/numbering.xml><?xml version="1.0" encoding="utf-8"?>
 <w:numbering xmlns:wpc="http://schemas.microsoft.com/office/word/2010/wordprocessingCanvas" xmlns:cx="http://schemas.microsoft.com/office/drawing/2014/chartex" xmlns:cx1="http://schemas.microsoft.com/office/drawing/2015/9/8/chartex" xmlns:cx2="http://schemas.microsoft.com/office/drawing/2015/10/21/chartex" xmlns:cx3="http://schemas.microsoft.com/office/drawing/2016/5/9/chartex" xmlns:cx4="http://schemas.microsoft.com/office/drawing/2016/5/10/chartex" xmlns:cx5="http://schemas.microsoft.com/office/drawing/2016/5/11/chartex" xmlns:cx6="http://schemas.microsoft.com/office/drawing/2016/5/12/chartex" xmlns:cx7="http://schemas.microsoft.com/office/drawing/2016/5/13/chartex" xmlns:cx8="http://schemas.microsoft.com/office/drawing/2016/5/14/chartex" xmlns:mc="http://schemas.openxmlformats.org/markup-compatibility/2006" xmlns:aink="http://schemas.microsoft.com/office/drawing/2016/ink" xmlns:am3d="http://schemas.microsoft.com/office/drawing/2017/model3d" xmlns:o="urn:schemas-microsoft-com:office:office" xmlns:oel="http://schemas.microsoft.com/office/2019/extlst" xmlns:r="http://schemas.openxmlformats.org/officeDocument/2006/relationships" xmlns:m="http://schemas.openxmlformats.org/officeDocument/2006/math" xmlns:v="urn:schemas-microsoft-com:vml" xmlns:wp14="http://schemas.microsoft.com/office/word/2010/wordprocessingDrawing" xmlns:wp="http://schemas.openxmlformats.org/drawingml/2006/wordprocessingDrawing" xmlns:w10="urn:schemas-microsoft-com:office:word" xmlns:w="http://schemas.openxmlformats.org/wordprocessingml/2006/main" xmlns:w14="http://schemas.microsoft.com/office/word/2010/wordml" xmlns:w15="http://schemas.microsoft.com/office/word/2012/wordml" xmlns:w16cex="http://schemas.microsoft.com/office/word/2018/wordml/cex" xmlns:w16cid="http://schemas.microsoft.com/office/word/2016/wordml/cid" xmlns:w16="http://schemas.microsoft.com/office/word/2018/wordml" xmlns:w16du="http://schemas.microsoft.com/office/word/2023/wordml/word16du" xmlns:w16sdtdh="http://schemas.microsoft.com/office/word/2020/wordml/sdtdatahash" xmlns:w16sdtfl="http://schemas.microsoft.com/office/word/2024/wordml/sdtformatlock" xmlns:w16se="http://schemas.microsoft.com/office/word/2015/wordml/symex" xmlns:wpg="http://schemas.microsoft.com/office/word/2010/wordprocessingGroup" xmlns:wpi="http://schemas.microsoft.com/office/word/2010/wordprocessingInk" xmlns:wne="http://schemas.microsoft.com/office/word/2006/wordml" xmlns:wps="http://schemas.microsoft.com/office/word/2010/wordprocessingShape" mc:Ignorable="w14 w15 w16se w16cid w16 w16cex w16sdtdh w16sdtfl w16du wp14">
   <w:abstractNum w:abstractNumId="0" w15:restartNumberingAfterBreak="0">
+    <w:nsid w:val="05FD70A6"/>
+    <w:multiLevelType w:val="hybridMultilevel"/>
+    <w:tmpl w:val="A2007CF8"/>
+    <w:lvl w:ilvl="0" w:tplc="04090001">
+      <w:start w:val="1"/>
+      <w:numFmt w:val="bullet"/>
+      <w:lvlText w:val=""/>
+      <w:lvlJc w:val="left"/>
+      <w:pPr>
+        <w:ind w:left="720" w:hanging="360"/>
+      </w:pPr>
+      <w:rPr>
+        <w:rFonts w:ascii="Symbol" w:hAnsi="Symbol" w:hint="default"/>
+      </w:rPr>
+    </w:lvl>
+    <w:lvl w:ilvl="1" w:tplc="04090003">
+      <w:start w:val="1"/>
+      <w:numFmt w:val="bullet"/>
+      <w:lvlText w:val="o"/>
+      <w:lvlJc w:val="left"/>
+      <w:pPr>
+        <w:ind w:left="1440" w:hanging="360"/>
+      </w:pPr>
+      <w:rPr>
+        <w:rFonts w:ascii="Courier New" w:hAnsi="Courier New" w:hint="default"/>
+      </w:rPr>
+    </w:lvl>
+    <w:lvl w:ilvl="2" w:tplc="04090005" w:tentative="1">
+      <w:start w:val="1"/>
+      <w:numFmt w:val="bullet"/>
+      <w:lvlText w:val=""/>
+      <w:lvlJc w:val="left"/>
+      <w:pPr>
+        <w:ind w:left="2160" w:hanging="360"/>
+      </w:pPr>
+      <w:rPr>
+        <w:rFonts w:ascii="Wingdings" w:hAnsi="Wingdings" w:hint="default"/>
+      </w:rPr>
+    </w:lvl>
+    <w:lvl w:ilvl="3" w:tplc="04090001" w:tentative="1">
+      <w:start w:val="1"/>
+      <w:numFmt w:val="bullet"/>
+      <w:lvlText w:val=""/>
+      <w:lvlJc w:val="left"/>
+      <w:pPr>
+        <w:ind w:left="2880" w:hanging="360"/>
+      </w:pPr>
+      <w:rPr>
+        <w:rFonts w:ascii="Symbol" w:hAnsi="Symbol" w:hint="default"/>
+      </w:rPr>
+    </w:lvl>
+    <w:lvl w:ilvl="4" w:tplc="04090003" w:tentative="1">
+      <w:start w:val="1"/>
+      <w:numFmt w:val="bullet"/>
+      <w:lvlText w:val="o"/>
+      <w:lvlJc w:val="left"/>
+      <w:pPr>
+        <w:ind w:left="3600" w:hanging="360"/>
+      </w:pPr>
+      <w:rPr>
+        <w:rFonts w:ascii="Courier New" w:hAnsi="Courier New" w:hint="default"/>
+      </w:rPr>
+    </w:lvl>
+    <w:lvl w:ilvl="5" w:tplc="04090005" w:tentative="1">
+      <w:start w:val="1"/>
+      <w:numFmt w:val="bullet"/>
+      <w:lvlText w:val=""/>
+      <w:lvlJc w:val="left"/>
+      <w:pPr>
+        <w:ind w:left="4320" w:hanging="360"/>
+      </w:pPr>
+      <w:rPr>
+        <w:rFonts w:ascii="Wingdings" w:hAnsi="Wingdings" w:hint="default"/>
+      </w:rPr>
+    </w:lvl>
+    <w:lvl w:ilvl="6" w:tplc="04090001" w:tentative="1">
+      <w:start w:val="1"/>
+      <w:numFmt w:val="bullet"/>
+      <w:lvlText w:val=""/>
+      <w:lvlJc w:val="left"/>
+      <w:pPr>
+        <w:ind w:left="5040" w:hanging="360"/>
+      </w:pPr>
+      <w:rPr>
+        <w:rFonts w:ascii="Symbol" w:hAnsi="Symbol" w:hint="default"/>
+      </w:rPr>
+    </w:lvl>
+    <w:lvl w:ilvl="7" w:tplc="04090003" w:tentative="1">
+      <w:start w:val="1"/>
+      <w:numFmt w:val="bullet"/>
+      <w:lvlText w:val="o"/>
+      <w:lvlJc w:val="left"/>
+      <w:pPr>
+        <w:ind w:left="5760" w:hanging="360"/>
+      </w:pPr>
+      <w:rPr>
+        <w:rFonts w:ascii="Courier New" w:hAnsi="Courier New" w:hint="default"/>
+      </w:rPr>
+    </w:lvl>
+    <w:lvl w:ilvl="8" w:tplc="04090005" w:tentative="1">
+      <w:start w:val="1"/>
+      <w:numFmt w:val="bullet"/>
+      <w:lvlText w:val=""/>
+      <w:lvlJc w:val="left"/>
+      <w:pPr>
+        <w:ind w:left="6480" w:hanging="360"/>
+      </w:pPr>
+      <w:rPr>
+        <w:rFonts w:ascii="Wingdings" w:hAnsi="Wingdings" w:hint="default"/>
+      </w:rPr>
+    </w:lvl>
+  </w:abstractNum>
+  <w:abstractNum w:abstractNumId="1" w15:restartNumberingAfterBreak="0">
     <w:nsid w:val="1AEB6465"/>
     <w:multiLevelType w:val="hybridMultilevel"/>
     <w:tmpl w:val="A4721476"/>
@@ -1699,7 +2601,233 @@
       </w:pPr>
     </w:lvl>
   </w:abstractNum>
-  <w:abstractNum w:abstractNumId="1" w15:restartNumberingAfterBreak="0">
+  <w:abstractNum w:abstractNumId="2" w15:restartNumberingAfterBreak="0">
+    <w:nsid w:val="2C1E42A4"/>
+    <w:multiLevelType w:val="hybridMultilevel"/>
+    <w:tmpl w:val="88C44A26"/>
+    <w:lvl w:ilvl="0" w:tplc="04090001">
+      <w:start w:val="1"/>
+      <w:numFmt w:val="bullet"/>
+      <w:lvlText w:val=""/>
+      <w:lvlJc w:val="left"/>
+      <w:pPr>
+        <w:ind w:left="720" w:hanging="360"/>
+      </w:pPr>
+      <w:rPr>
+        <w:rFonts w:ascii="Symbol" w:hAnsi="Symbol" w:hint="default"/>
+      </w:rPr>
+    </w:lvl>
+    <w:lvl w:ilvl="1" w:tplc="04090003">
+      <w:start w:val="1"/>
+      <w:numFmt w:val="bullet"/>
+      <w:lvlText w:val="o"/>
+      <w:lvlJc w:val="left"/>
+      <w:pPr>
+        <w:ind w:left="1440" w:hanging="360"/>
+      </w:pPr>
+      <w:rPr>
+        <w:rFonts w:ascii="Courier New" w:hAnsi="Courier New" w:hint="default"/>
+      </w:rPr>
+    </w:lvl>
+    <w:lvl w:ilvl="2" w:tplc="04090005" w:tentative="1">
+      <w:start w:val="1"/>
+      <w:numFmt w:val="bullet"/>
+      <w:lvlText w:val=""/>
+      <w:lvlJc w:val="left"/>
+      <w:pPr>
+        <w:ind w:left="2160" w:hanging="360"/>
+      </w:pPr>
+      <w:rPr>
+        <w:rFonts w:ascii="Wingdings" w:hAnsi="Wingdings" w:hint="default"/>
+      </w:rPr>
+    </w:lvl>
+    <w:lvl w:ilvl="3" w:tplc="04090001" w:tentative="1">
+      <w:start w:val="1"/>
+      <w:numFmt w:val="bullet"/>
+      <w:lvlText w:val=""/>
+      <w:lvlJc w:val="left"/>
+      <w:pPr>
+        <w:ind w:left="2880" w:hanging="360"/>
+      </w:pPr>
+      <w:rPr>
+        <w:rFonts w:ascii="Symbol" w:hAnsi="Symbol" w:hint="default"/>
+      </w:rPr>
+    </w:lvl>
+    <w:lvl w:ilvl="4" w:tplc="04090003" w:tentative="1">
+      <w:start w:val="1"/>
+      <w:numFmt w:val="bullet"/>
+      <w:lvlText w:val="o"/>
+      <w:lvlJc w:val="left"/>
+      <w:pPr>
+        <w:ind w:left="3600" w:hanging="360"/>
+      </w:pPr>
+      <w:rPr>
+        <w:rFonts w:ascii="Courier New" w:hAnsi="Courier New" w:hint="default"/>
+      </w:rPr>
+    </w:lvl>
+    <w:lvl w:ilvl="5" w:tplc="04090005" w:tentative="1">
+      <w:start w:val="1"/>
+      <w:numFmt w:val="bullet"/>
+      <w:lvlText w:val=""/>
+      <w:lvlJc w:val="left"/>
+      <w:pPr>
+        <w:ind w:left="4320" w:hanging="360"/>
+      </w:pPr>
+      <w:rPr>
+        <w:rFonts w:ascii="Wingdings" w:hAnsi="Wingdings" w:hint="default"/>
+      </w:rPr>
+    </w:lvl>
+    <w:lvl w:ilvl="6" w:tplc="04090001" w:tentative="1">
+      <w:start w:val="1"/>
+      <w:numFmt w:val="bullet"/>
+      <w:lvlText w:val=""/>
+      <w:lvlJc w:val="left"/>
+      <w:pPr>
+        <w:ind w:left="5040" w:hanging="360"/>
+      </w:pPr>
+      <w:rPr>
+        <w:rFonts w:ascii="Symbol" w:hAnsi="Symbol" w:hint="default"/>
+      </w:rPr>
+    </w:lvl>
+    <w:lvl w:ilvl="7" w:tplc="04090003" w:tentative="1">
+      <w:start w:val="1"/>
+      <w:numFmt w:val="bullet"/>
+      <w:lvlText w:val="o"/>
+      <w:lvlJc w:val="left"/>
+      <w:pPr>
+        <w:ind w:left="5760" w:hanging="360"/>
+      </w:pPr>
+      <w:rPr>
+        <w:rFonts w:ascii="Courier New" w:hAnsi="Courier New" w:hint="default"/>
+      </w:rPr>
+    </w:lvl>
+    <w:lvl w:ilvl="8" w:tplc="04090005" w:tentative="1">
+      <w:start w:val="1"/>
+      <w:numFmt w:val="bullet"/>
+      <w:lvlText w:val=""/>
+      <w:lvlJc w:val="left"/>
+      <w:pPr>
+        <w:ind w:left="6480" w:hanging="360"/>
+      </w:pPr>
+      <w:rPr>
+        <w:rFonts w:ascii="Wingdings" w:hAnsi="Wingdings" w:hint="default"/>
+      </w:rPr>
+    </w:lvl>
+  </w:abstractNum>
+  <w:abstractNum w:abstractNumId="3" w15:restartNumberingAfterBreak="0">
+    <w:nsid w:val="356D452A"/>
+    <w:multiLevelType w:val="hybridMultilevel"/>
+    <w:tmpl w:val="5972E490"/>
+    <w:lvl w:ilvl="0" w:tplc="04090001">
+      <w:start w:val="1"/>
+      <w:numFmt w:val="bullet"/>
+      <w:lvlText w:val=""/>
+      <w:lvlJc w:val="left"/>
+      <w:pPr>
+        <w:ind w:left="720" w:hanging="360"/>
+      </w:pPr>
+      <w:rPr>
+        <w:rFonts w:ascii="Symbol" w:hAnsi="Symbol" w:hint="default"/>
+      </w:rPr>
+    </w:lvl>
+    <w:lvl w:ilvl="1" w:tplc="04090003">
+      <w:start w:val="1"/>
+      <w:numFmt w:val="bullet"/>
+      <w:lvlText w:val="o"/>
+      <w:lvlJc w:val="left"/>
+      <w:pPr>
+        <w:ind w:left="1440" w:hanging="360"/>
+      </w:pPr>
+      <w:rPr>
+        <w:rFonts w:ascii="Courier New" w:hAnsi="Courier New" w:hint="default"/>
+      </w:rPr>
+    </w:lvl>
+    <w:lvl w:ilvl="2" w:tplc="04090005" w:tentative="1">
+      <w:start w:val="1"/>
+      <w:numFmt w:val="bullet"/>
+      <w:lvlText w:val=""/>
+      <w:lvlJc w:val="left"/>
+      <w:pPr>
+        <w:ind w:left="2160" w:hanging="360"/>
+      </w:pPr>
+      <w:rPr>
+        <w:rFonts w:ascii="Wingdings" w:hAnsi="Wingdings" w:hint="default"/>
+      </w:rPr>
+    </w:lvl>
+    <w:lvl w:ilvl="3" w:tplc="04090001" w:tentative="1">
+      <w:start w:val="1"/>
+      <w:numFmt w:val="bullet"/>
+      <w:lvlText w:val=""/>
+      <w:lvlJc w:val="left"/>
+      <w:pPr>
+        <w:ind w:left="2880" w:hanging="360"/>
+      </w:pPr>
+      <w:rPr>
+        <w:rFonts w:ascii="Symbol" w:hAnsi="Symbol" w:hint="default"/>
+      </w:rPr>
+    </w:lvl>
+    <w:lvl w:ilvl="4" w:tplc="04090003" w:tentative="1">
+      <w:start w:val="1"/>
+      <w:numFmt w:val="bullet"/>
+      <w:lvlText w:val="o"/>
+      <w:lvlJc w:val="left"/>
+      <w:pPr>
+        <w:ind w:left="3600" w:hanging="360"/>
+      </w:pPr>
+      <w:rPr>
+        <w:rFonts w:ascii="Courier New" w:hAnsi="Courier New" w:hint="default"/>
+      </w:rPr>
+    </w:lvl>
+    <w:lvl w:ilvl="5" w:tplc="04090005" w:tentative="1">
+      <w:start w:val="1"/>
+      <w:numFmt w:val="bullet"/>
+      <w:lvlText w:val=""/>
+      <w:lvlJc w:val="left"/>
+      <w:pPr>
+        <w:ind w:left="4320" w:hanging="360"/>
+      </w:pPr>
+      <w:rPr>
+        <w:rFonts w:ascii="Wingdings" w:hAnsi="Wingdings" w:hint="default"/>
+      </w:rPr>
+    </w:lvl>
+    <w:lvl w:ilvl="6" w:tplc="04090001" w:tentative="1">
+      <w:start w:val="1"/>
+      <w:numFmt w:val="bullet"/>
+      <w:lvlText w:val=""/>
+      <w:lvlJc w:val="left"/>
+      <w:pPr>
+        <w:ind w:left="5040" w:hanging="360"/>
+      </w:pPr>
+      <w:rPr>
+        <w:rFonts w:ascii="Symbol" w:hAnsi="Symbol" w:hint="default"/>
+      </w:rPr>
+    </w:lvl>
+    <w:lvl w:ilvl="7" w:tplc="04090003" w:tentative="1">
+      <w:start w:val="1"/>
+      <w:numFmt w:val="bullet"/>
+      <w:lvlText w:val="o"/>
+      <w:lvlJc w:val="left"/>
+      <w:pPr>
+        <w:ind w:left="5760" w:hanging="360"/>
+      </w:pPr>
+      <w:rPr>
+        <w:rFonts w:ascii="Courier New" w:hAnsi="Courier New" w:hint="default"/>
+      </w:rPr>
+    </w:lvl>
+    <w:lvl w:ilvl="8" w:tplc="04090005" w:tentative="1">
+      <w:start w:val="1"/>
+      <w:numFmt w:val="bullet"/>
+      <w:lvlText w:val=""/>
+      <w:lvlJc w:val="left"/>
+      <w:pPr>
+        <w:ind w:left="6480" w:hanging="360"/>
+      </w:pPr>
+      <w:rPr>
+        <w:rFonts w:ascii="Wingdings" w:hAnsi="Wingdings" w:hint="default"/>
+      </w:rPr>
+    </w:lvl>
+  </w:abstractNum>
+  <w:abstractNum w:abstractNumId="4" w15:restartNumberingAfterBreak="0">
     <w:nsid w:val="407B7300"/>
     <w:multiLevelType w:val="hybridMultilevel"/>
     <w:tmpl w:val="503EBA7E"/>
@@ -1777,7 +2905,7 @@
       </w:pPr>
     </w:lvl>
   </w:abstractNum>
-  <w:abstractNum w:abstractNumId="2" w15:restartNumberingAfterBreak="0">
+  <w:abstractNum w:abstractNumId="5" w15:restartNumberingAfterBreak="0">
     <w:nsid w:val="469C1671"/>
     <w:multiLevelType w:val="hybridMultilevel"/>
     <w:tmpl w:val="326CADEA"/>
@@ -1787,7 +2915,7 @@
       <w:lvlText w:val="•"/>
       <w:lvlJc w:val="left"/>
       <w:pPr>
-        <w:ind w:left="720" w:hanging="360"/>
+        <w:ind w:left="360" w:hanging="360"/>
       </w:pPr>
     </w:lvl>
     <w:lvl w:ilvl="1" w:tplc="A39C0E22">
@@ -1832,28 +2960,31 @@
     </w:lvl>
   </w:abstractNum>
   <w:num w:numId="1" w16cid:durableId="597182711">
-    <w:abstractNumId w:val="0"/>
+    <w:abstractNumId w:val="1"/>
     <w:lvlOverride w:ilvl="0">
       <w:startOverride w:val="1"/>
     </w:lvlOverride>
   </w:num>
   <w:num w:numId="2" w16cid:durableId="981732060">
-    <w:abstractNumId w:val="2"/>
+    <w:abstractNumId w:val="5"/>
     <w:lvlOverride w:ilvl="0">
       <w:startOverride w:val="1"/>
     </w:lvlOverride>
   </w:num>
   <w:num w:numId="3" w16cid:durableId="818499947">
-    <w:abstractNumId w:val="1"/>
-    <w:lvlOverride w:ilvl="0"/>
-    <w:lvlOverride w:ilvl="1"/>
-    <w:lvlOverride w:ilvl="2"/>
-    <w:lvlOverride w:ilvl="3"/>
-    <w:lvlOverride w:ilvl="4"/>
-    <w:lvlOverride w:ilvl="5"/>
-    <w:lvlOverride w:ilvl="6"/>
-    <w:lvlOverride w:ilvl="7"/>
-    <w:lvlOverride w:ilvl="8"/>
+    <w:abstractNumId w:val="4"/>
+  </w:num>
+  <w:num w:numId="4" w16cid:durableId="438765970">
+    <w:abstractNumId w:val="5"/>
+  </w:num>
+  <w:num w:numId="5" w16cid:durableId="1360164841">
+    <w:abstractNumId w:val="0"/>
+  </w:num>
+  <w:num w:numId="6" w16cid:durableId="1111628165">
+    <w:abstractNumId w:val="2"/>
+  </w:num>
+  <w:num w:numId="7" w16cid:durableId="865799002">
+    <w:abstractNumId w:val="3"/>
   </w:num>
 </w:numbering>
 </file>
@@ -1864,7 +2995,7 @@
     <w:rPrDefault>
       <w:rPr>
         <w:rFonts w:ascii="Calibri" w:eastAsia="Calibri" w:hAnsi="Calibri" w:cs="Calibri"/>
-        <w:lang w:val="en-AT" w:eastAsia="en-AT" w:bidi="ar-SA"/>
+        <w:lang w:bidi="ar-SA"/>
       </w:rPr>
     </w:rPrDefault>
     <w:pPrDefault/>
@@ -2337,6 +3468,7 @@
   <w:style w:type="character" w:default="1" w:styleId="DefaultParagraphFont">
     <w:name w:val="Default Paragraph Font"/>
     <w:uiPriority w:val="1"/>
+    <w:semiHidden/>
     <w:unhideWhenUsed/>
   </w:style>
   <w:style w:type="table" w:default="1" w:styleId="TableNormal">
